--- a/Redaction/Abstract.docx
+++ b/Redaction/Abstract.docx
@@ -158,6 +158,10 @@
       </w:pPr>
       <w:proofErr w:type="gramStart"/>
       <w:r>
+        <w:rPr>
+          <w:b/>
+          <w:bCs/>
+        </w:rPr>
         <w:t>Methods:</w:t>
       </w:r>
       <w:proofErr w:type="gramEnd"/>
